--- a/templates/DECLARACAO_HIPOSSUFICIENCIA_TEMPLATE.docx
+++ b/templates/DECLARACAO_HIPOSSUFICIENCIA_TEMPLATE.docx
@@ -940,9 +940,14 @@
       </w:r>
     </w:p>
     <w:p>
+      <w:pPr>
+        <w:spacing w:before="0" w:after="0" w:line="190" w:lineRule="exact"/>
+      </w:pPr>
       <w:r>
         <w:rPr>
           <w:noProof/>
+          <w:sz w:val="17"/>
+          <w:szCs w:val="17"/>
         </w:rPr>
         <mc:AlternateContent>
           <mc:Choice Requires="wps">
@@ -986,14 +991,15 @@
                                 <w:sz w:val="24"/>
                                 <w:szCs w:val="24"/>
                               </w:rPr>
+                              <w:spacing w:before="0" w:after="0" w:line="190" w:lineRule="exact"/>
                             </w:pPr>
                             <w:r>
                               <w:rPr>
                                 <w:rFonts w:ascii="Athena" w:eastAsia="Roboto Slab" w:hAnsi="Athena" w:cs="Benne"/>
                                 <w:color w:val="424953"/>
                                 <w:kern w:val="24"/>
-                                <w:sz w:val="20"/>
-                                <w:szCs w:val="20"/>
+                                <w:sz w:val="17"/>
+                                <w:szCs w:val="17"/>
                               </w:rPr>
                               <w:t xml:space="preserve">{empresa_nome}, pessoa jurídica, inscrita no CNPJ sob o nº {cnpj}, com sede na {empresa_logradouro}, nº {empresa_numero}, Bairro {empresa_bairro}, na cidade de {empresa_cidade_uf}, </w:t>
                             </w:r>
@@ -1002,8 +1008,8 @@
                                 <w:rFonts w:ascii="Athena" w:eastAsia="Roboto Slab" w:hAnsi="Athena" w:cs="Benne"/>
                                 <w:color w:val="424953"/>
                                 <w:kern w:val="24"/>
-                                <w:sz w:val="20"/>
-                                <w:szCs w:val="20"/>
+                                <w:sz w:val="17"/>
+                                <w:szCs w:val="17"/>
                               </w:rPr>
                               <w:t>neste ato representada por seu representante legal</w:t>
                             </w:r>
@@ -1012,8 +1018,8 @@
                                 <w:rFonts w:ascii="Athena" w:eastAsia="Roboto Slab" w:hAnsi="Athena" w:cs="Benne"/>
                                 <w:color w:val="424953"/>
                                 <w:kern w:val="24"/>
-                                <w:sz w:val="20"/>
-                                <w:szCs w:val="20"/>
+                                <w:sz w:val="17"/>
+                                <w:szCs w:val="17"/>
                               </w:rPr>
                               <w:t xml:space="preserve"> </w:t>
                             </w:r>
@@ -1022,8 +1028,8 @@
                                 <w:rFonts w:ascii="Athena" w:eastAsia="Roboto Slab" w:hAnsi="Athena" w:cs="Benne"/>
                                 <w:color w:val="424953"/>
                                 <w:kern w:val="24"/>
-                                <w:sz w:val="20"/>
-                                <w:szCs w:val="20"/>
+                                <w:sz w:val="17"/>
+                                <w:szCs w:val="17"/>
                               </w:rPr>
                               <w:t xml:space="preserve">{rep_nome}, {rep_nacionalidade}, {rep_estado_civil}, {rep_profissao}, portadora da carteira de identidade {rep_rg}, inscrita no CPF sob o nº {rep_cpf}, residente e domiciliado na {rep_logradouro}, nº {rep_numero}, Bairro {rep_bairro}, na cidade de {rep_cidade_uf}</w:t>
                             </w:r>
@@ -1032,8 +1038,8 @@
                                 <w:rFonts w:ascii="Times New Roman" w:eastAsia="Roboto Slab" w:hAnsi="Times New Roman" w:cs="Times New Roman"/>
                                 <w:color w:val="424953"/>
                                 <w:kern w:val="24"/>
-                                <w:sz w:val="24"/>
-                                <w:szCs w:val="24"/>
+                                <w:sz w:val="17"/>
+                                <w:szCs w:val="17"/>
                               </w:rPr>
                               <w:t xml:space="preserve">, </w:t>
                             </w:r>
@@ -1042,8 +1048,8 @@
                                 <w:rFonts w:ascii="Times New Roman" w:eastAsia="Roboto Slab" w:hAnsi="Times New Roman" w:cs="Times New Roman"/>
                                 <w:color w:val="424953"/>
                                 <w:kern w:val="24"/>
-                                <w:sz w:val="24"/>
-                                <w:szCs w:val="24"/>
+                                <w:sz w:val="17"/>
+                                <w:szCs w:val="17"/>
                               </w:rPr>
                               <w:t>declara:</w:t>
                             </w:r>
@@ -1075,14 +1081,15 @@
                           <w:sz w:val="24"/>
                           <w:szCs w:val="24"/>
                         </w:rPr>
+                        <w:spacing w:before="0" w:after="0" w:line="190" w:lineRule="exact"/>
                       </w:pPr>
                       <w:r>
                         <w:rPr>
                           <w:rFonts w:ascii="Athena" w:eastAsia="Roboto Slab" w:hAnsi="Athena" w:cs="Benne"/>
                           <w:color w:val="424953"/>
                           <w:kern w:val="24"/>
-                          <w:sz w:val="20"/>
-                          <w:szCs w:val="20"/>
+                          <w:sz w:val="17"/>
+                          <w:szCs w:val="17"/>
                         </w:rPr>
                         <w:t xml:space="preserve">{empresa_nome}, pessoa jurídica, inscrita no CNPJ sob o nº {cnpj}, com sede na {empresa_logradouro}, nº {empresa_numero}, Bairro {empresa_bairro}, na cidade de {empresa_cidade_uf}, </w:t>
                       </w:r>
@@ -1091,8 +1098,8 @@
                           <w:rFonts w:ascii="Athena" w:eastAsia="Roboto Slab" w:hAnsi="Athena" w:cs="Benne"/>
                           <w:color w:val="424953"/>
                           <w:kern w:val="24"/>
-                          <w:sz w:val="20"/>
-                          <w:szCs w:val="20"/>
+                          <w:sz w:val="17"/>
+                          <w:szCs w:val="17"/>
                         </w:rPr>
                         <w:t>neste ato representada por seu representante legal</w:t>
                       </w:r>
@@ -1101,8 +1108,8 @@
                           <w:rFonts w:ascii="Athena" w:eastAsia="Roboto Slab" w:hAnsi="Athena" w:cs="Benne"/>
                           <w:color w:val="424953"/>
                           <w:kern w:val="24"/>
-                          <w:sz w:val="20"/>
-                          <w:szCs w:val="20"/>
+                          <w:sz w:val="17"/>
+                          <w:szCs w:val="17"/>
                         </w:rPr>
                         <w:t xml:space="preserve"> </w:t>
                       </w:r>
@@ -1111,8 +1118,8 @@
                           <w:rFonts w:ascii="Athena" w:eastAsia="Roboto Slab" w:hAnsi="Athena" w:cs="Benne"/>
                           <w:color w:val="424953"/>
                           <w:kern w:val="24"/>
-                          <w:sz w:val="20"/>
-                          <w:szCs w:val="20"/>
+                          <w:sz w:val="17"/>
+                          <w:szCs w:val="17"/>
                         </w:rPr>
                         <w:t xml:space="preserve">{rep_nome}, {rep_nacionalidade}, {rep_estado_civil}, {rep_profissao}, portadora da carteira de identidade {rep_rg}, inscrita no CPF sob o nº {rep_cpf}, residente e domiciliado na {rep_logradouro}, nº {rep_numero}, Bairro {rep_bairro}, na cidade de {rep_cidade_uf}</w:t>
                       </w:r>
@@ -1121,8 +1128,8 @@
                           <w:rFonts w:ascii="Times New Roman" w:eastAsia="Roboto Slab" w:hAnsi="Times New Roman" w:cs="Times New Roman"/>
                           <w:color w:val="424953"/>
                           <w:kern w:val="24"/>
-                          <w:sz w:val="24"/>
-                          <w:szCs w:val="24"/>
+                          <w:sz w:val="17"/>
+                          <w:szCs w:val="17"/>
                         </w:rPr>
                         <w:t xml:space="preserve">, </w:t>
                       </w:r>
@@ -1131,8 +1138,8 @@
                           <w:rFonts w:ascii="Times New Roman" w:eastAsia="Roboto Slab" w:hAnsi="Times New Roman" w:cs="Times New Roman"/>
                           <w:color w:val="424953"/>
                           <w:kern w:val="24"/>
-                          <w:sz w:val="24"/>
-                          <w:szCs w:val="24"/>
+                          <w:sz w:val="17"/>
+                          <w:szCs w:val="17"/>
                         </w:rPr>
                         <w:t>declara:</w:t>
                       </w:r>
